--- a/forms/08.26.26_03_Risk_Review_Checklist.docx
+++ b/forms/08.26.26_03_Risk_Review_Checklist.docx
@@ -45,7 +45,7 @@
           <w:color w:val="646464"/>
           <w:sz w:val="16"/>
         </w:rPr>
-        <w:t>Pilot Forms v1.0 | August 21, 2026</w:t>
+        <w:t>Pilot Forms v1.1 | September 9, 2026</w:t>
       </w:r>
     </w:p>
     <w:tbl>
@@ -865,14 +865,8 @@
             <w:vAlign w:val="top"/>
           </w:tcPr>
           <w:p>
-            <w:pPr>
-              <w:spacing w:before="0" w:after="0"/>
-            </w:pPr>
             <w:r>
-              <w:rPr>
-                <w:sz w:val="16"/>
-              </w:rPr>
-              <w:t>Request may cross into legal/tax/medical/accounting/cyber/forensic advice</w:t>
+              <w:t>Professional-advice scope issue OR active/reasonably anticipated litigation / legal dispute</w:t>
             </w:r>
           </w:p>
         </w:tc>
@@ -911,14 +905,8 @@
             <w:vAlign w:val="top"/>
           </w:tcPr>
           <w:p>
-            <w:pPr>
-              <w:spacing w:before="0" w:after="0"/>
-            </w:pPr>
             <w:r>
-              <w:rPr>
-                <w:sz w:val="16"/>
-              </w:rPr>
-              <w:t>Narrow or decline</w:t>
+              <w:t>Narrow/decline professional advice. Litigation: elevated-risk review; preserve sources; no external AI without appropriate authorization; legal-strategy work outside scope</w:t>
             </w:r>
           </w:p>
         </w:tc>
@@ -1400,7 +1388,7 @@
         <w:color w:val="6E6E6E"/>
         <w:sz w:val="15"/>
       </w:rPr>
-      <w:t>Raw File Rescue | Risk Review Checklist | Pilot Forms v1.0</w:t>
+      <w:t>Raw File Rescue | Risk Review Checklist | Pilot Forms v1.1</w:t>
     </w:r>
   </w:p>
 </w:ftr>
